--- a/Tailored_CVs/Shinoy_Booston_io_Specialist_LIMS.docx
+++ b/Tailored_CVs/Shinoy_Booston_io_Specialist_LIMS.docx
@@ -70,7 +70,7 @@
           <w:b w:val="0"/>
           <w:sz w:val="19"/>
         </w:rPr>
-        <w:t>I am a QA Automation Engineer with over 8 years of experience working with complex database systems, APIs, and automated workflows in regulated environments. My background includes writing SQL queries for backend data validation, managing test environments, and translating business needs into reliable technical solutions. I hold a valid EU residence permit and am based nearby in Amstelveen, ready to support the digital processes at Vitens.</w:t>
+        <w:t>I am a QA automation engineer with over 8 years of experience building scalable testing frameworks and managing technical environments. My background includes working with databases, SQL, and system workflows within financial and enterprise settings. I hold a valid EU residence permit and am based in the Netherlands.</w:t>
       </w:r>
     </w:p>
     <w:p>
@@ -288,7 +288,7 @@
           <w:b w:val="0"/>
           <w:sz w:val="18"/>
         </w:rPr>
-        <w:t>▸ Managed and validated backend data integrity by executing complex Oracle SQL queries across largescale financial and enterprise datasets.</w:t>
+        <w:t>▸ Managed and executed complex Oracle SQL queries to validate backend datasets and ensure data integrity across enterprise workflows.</w:t>
       </w:r>
     </w:p>
     <w:p>
@@ -301,7 +301,7 @@
           <w:b w:val="0"/>
           <w:sz w:val="18"/>
         </w:rPr>
-        <w:t>▸ Designed and maintained automated test frameworks, building API validation workflows and integrating CI/CD pipelines using Jenkins, AWS, and Terraform.</w:t>
+        <w:t>▸ Provided technical support and troubleshooting for software and system environments to resolve functional and integration issues.</w:t>
       </w:r>
     </w:p>
     <w:p>
@@ -314,7 +314,7 @@
           <w:b w:val="0"/>
           <w:sz w:val="18"/>
         </w:rPr>
-        <w:t>▸ Collaborated with crossfunctional stakeholders and product owners to analyze technical requirements, implement process improvements, and resolve system issues.</w:t>
+        <w:t>▸ Maintained and improved automated testing systems and CI/CD deployment pipelines using AWS and Terraform.</w:t>
       </w:r>
     </w:p>
     <w:p>
@@ -327,7 +327,7 @@
           <w:b w:val="0"/>
           <w:sz w:val="18"/>
         </w:rPr>
-        <w:t>▸ Streamlined test script generation and environment deployments by utilizing AI coding tools like Gemini Code Assist to improve delivery speed.</w:t>
+        <w:t>▸ Collaborated with crossfunctional teams and stakeholders to translate requirements into structured technical testing solutions.</w:t>
       </w:r>
     </w:p>
     <w:p>
